--- a/doc_templates/appointment_letter.docx
+++ b/doc_templates/appointment_letter.docx
@@ -36,9 +36,6 @@
     </w:p>
     <w:p/>
     <w:p>
-      <w:pPr>
-        <w:jc w:val="center"/>
-      </w:pPr>
       <w:r>
         <w:t>{{MESSAGE}}</w:t>
       </w:r>
